--- a/deliverables/email-docx/Email CZ vykani.docx
+++ b/deliverables/email-docx/Email CZ vykani.docx
@@ -231,7 +231,7 @@
           <w:i/>
           <w:sz w:val="22"/>
         </w:rPr>
-        <w:t>Máme povolení stavět. 14 milionů korun již upsali naši členové. Zde je, kde stojíme.</w:t>
+        <w:t>Máme povolení stavět. 14 milionů korun již upsali naši členové. A zde je, co ještě chybí.</w:t>
       </w:r>
     </w:p>
     <w:p>
@@ -266,7 +266,7 @@
           <w:i w:val="0"/>
           <w:sz w:val="22"/>
         </w:rPr>
-        <w:t>Vážená paní, vážený pane {{RECIPIENT_NAME}},</w:t>
+        <w:t>Vážená paní, vážený pane,</w:t>
       </w:r>
     </w:p>
     <w:p>
@@ -299,7 +299,7 @@
           <w:i w:val="0"/>
           <w:sz w:val="22"/>
         </w:rPr>
-        <w:t>Náš sbor se již třicet let schází k nedělním bohoslužbám v pronajatém hotelovém sále dva kilometry odsud. Vlastní budovu přitom máme plnou celý týden — dorost a mládež, skupinky, poradenství — a každou neděli ráno v ní nikdo z nás není. Nová modlitebna dá všechno pod jednu střechu, ve čtvrti se 109 000 obyvateli a 38 000 vysokoškoláky, z nichž mnozí nikdy nebyli v evangelickém kostele.</w:t>
+        <w:t>Náš sbor se již třicet let schází k nedělním bohoslužbám v pronajatém hotelovém sále dva kilometry od naší budovy. Vlastní budovu přitom máme plnou celý týden — dorost a mládež, skupinky, poradenství — a každou neděli ráno v ní nikdo z nás není. Nová modlitebna spojí všechno pod jednou střechou, ve čtvrti se 109 000 obyvateli a 38 000 vysokoškoláky, z nichž mnozí nikdy nebyli v evangelickém kostele.</w:t>
       </w:r>
     </w:p>
     <w:p>
@@ -321,7 +321,7 @@
           <w:i w:val="0"/>
           <w:sz w:val="22"/>
         </w:rPr>
-        <w:t>Zde je, kde stojíme:</w:t>
+        <w:t>Jak jsme na tom:</w:t>
       </w:r>
     </w:p>
     <w:p>
@@ -336,7 +336,7 @@
           <w:i w:val="0"/>
           <w:sz w:val="22"/>
         </w:rPr>
-        <w:t>Náklady projektu: 54 000 000 Kč</w:t>
+        <w:t>Náklady projektu: 54 000 000 Kč</w:t>
       </w:r>
     </w:p>
     <w:p>
@@ -351,7 +351,7 @@
           <w:i w:val="0"/>
           <w:sz w:val="22"/>
         </w:rPr>
-        <w:t>Upsáno našimi členy: 14 000 000 Kč</w:t>
+        <w:t>Upsáno našimi členy: 14 000 000 Kč</w:t>
       </w:r>
     </w:p>
     <w:p>
@@ -366,7 +366,7 @@
           <w:i w:val="0"/>
           <w:sz w:val="22"/>
         </w:rPr>
-        <w:t>Ještě chybí: 40 000 000 Kč</w:t>
+        <w:t>Ještě chybí: 40 000 000 Kč</w:t>
       </w:r>
     </w:p>
     <w:p>
@@ -469,7 +469,7 @@
           <w:i w:val="0"/>
           <w:sz w:val="22"/>
         </w:rPr>
-        <w:t xml:space="preserve">P.S. Na dar rádi vystavíme potvrzení pro daňové účely — stačí napsat na hospodar@cb6.cz. Vše ostatní najdete zde: </w:t>
+        <w:t xml:space="preserve">P.S. Na dar rádi vystavíme potvrzení o daru pro daňové účely — stačí napsat na hospodar@cb6.cz. Vše ostatní najdete zde: </w:t>
       </w:r>
       <w:hyperlink r:id="rId9">
         <w:r>
